--- a/Results/Supplementary/TableS19.docx
+++ b/Results/Supplementary/TableS19.docx
@@ -25,7 +25,7 @@
           <w:szCs w:val="20"/>
           <w:color w:val="000000"/>
         </w:rPr>
-        <w:t xml:space="preserve">Table S19. Simulation S2: exclusion error and targeting performance under misclassification of the food insecurity item, by design of the misclassification.</w:t>
+        <w:t xml:space="preserve">Table S19. Simulation S2: exclusion error and targeting performance under misclassification of the meal item, by design of the misclassification.</w:t>
       </w:r>
     </w:p>
     <w:tbl xmlns:a="http://schemas.openxmlformats.org/drawingml/2006/main" xmlns:pic="http://schemas.openxmlformats.org/drawingml/2006/picture">
@@ -23901,7 +23901,7 @@
                 <w:szCs w:val="16"/>
                 <w:color w:val="000000"/>
               </w:rPr>
-              <w:t xml:space="preserve">Exclusion error: share of food-insecure households (persons) that are not income poor, implied by sensitivity (Se), specificity (Sp) and the observed prevalences in cells of equivalized income quintile × poverty status (closed form; the same under both designs). Differences: sensitivity at the poverty line's targeting rate minus that of the poverty line in the 2025 main test set, mean of 200 simulated assignments of true status; rule set, depth-3 tree on structural features; LightGBM, income + structural features; observed −0.9 and 3.6 pp.</w:t>
+              <w:t xml:space="preserve">Exclusion error: share of meal-deprived households (persons) that are not income poor, implied by sensitivity (Se), specificity (Sp) and the observed prevalences in cells of equivalized income quintile × poverty status (closed form; the same under both designs). Differences: sensitivity at the poverty line's targeting rate minus that of the poverty line in the 2025 main test set, mean of 200 simulated assignments of true status; rule set, depth-3 tree on structural features; LightGBM, income + structural features; observed −0.9 and 3.6 pp.</w:t>
             </w:r>
           </w:p>
         </w:tc>
@@ -23962,7 +23962,7 @@
                 <w:szCs w:val="16"/>
                 <w:color w:val="000000"/>
               </w:rPr>
-              <w:t xml:space="preserve">Design A: Se and Sp hold within each cell, and true status is assigned by Bayes' rule from the cell's observed prevalence, so within a cell it depends on household characteristics only through the observed item. Design B: Se and Sp hold for every household, and true status is assigned from each household's calibrated probability of reporting food insecurity (out-of-time LightGBM score recalibrated on 2025 households with cell indicators and a restricted cubic spline of its logit).</w:t>
+              <w:t xml:space="preserve">Design A: Se and Sp hold within each cell, and true status is assigned by Bayes' rule from the cell's observed prevalence, so within a cell it depends on household characteristics only through the observed item. Design B: Se and Sp hold for every household, and true status is assigned from each household's calibrated probability of reporting meal-affordability deprivation (out-of-time LightGBM score recalibrated on 2025 households with cell indicators and a restricted cubic spline of its logit).</w:t>
             </w:r>
           </w:p>
         </w:tc>
